--- a/project/Part A/פרוייקט חלק א.docx
+++ b/project/Part A/פרוייקט חלק א.docx
@@ -4,7 +4,7 @@
   <w:body>
     <w:p>
       <w:pPr>
-        <w:pStyle w:val="a9"/>
+        <w:pStyle w:val="ListParagraph"/>
         <w:numPr>
           <w:ilvl w:val="0"/>
           <w:numId w:val="1"/>
@@ -28,12 +28,12 @@
     </w:p>
     <w:p>
       <w:pPr>
-        <w:pStyle w:val="a9"/>
-      </w:pPr>
-    </w:p>
-    <w:p>
-      <w:pPr>
-        <w:pStyle w:val="a9"/>
+        <w:pStyle w:val="ListParagraph"/>
+      </w:pPr>
+    </w:p>
+    <w:p>
+      <w:pPr>
+        <w:pStyle w:val="ListParagraph"/>
         <w:numPr>
           <w:ilvl w:val="0"/>
           <w:numId w:val="1"/>
@@ -63,15 +63,15 @@
     </w:p>
     <w:p>
       <w:pPr>
-        <w:pStyle w:val="a9"/>
-        <w:rPr>
-          <w:rtl/>
-        </w:rPr>
-      </w:pPr>
-    </w:p>
-    <w:p>
-      <w:pPr>
-        <w:pStyle w:val="a9"/>
+        <w:pStyle w:val="ListParagraph"/>
+        <w:rPr>
+          <w:rtl/>
+        </w:rPr>
+      </w:pPr>
+    </w:p>
+    <w:p>
+      <w:pPr>
+        <w:pStyle w:val="ListParagraph"/>
         <w:spacing w:before="240"/>
         <w:rPr>
           <w:b/>
@@ -89,7 +89,7 @@
     </w:p>
     <w:p>
       <w:pPr>
-        <w:pStyle w:val="a9"/>
+        <w:pStyle w:val="ListParagraph"/>
         <w:spacing w:before="240"/>
       </w:pPr>
       <w:r>
@@ -138,7 +138,7 @@
     </w:p>
     <w:p>
       <w:pPr>
-        <w:pStyle w:val="a9"/>
+        <w:pStyle w:val="ListParagraph"/>
         <w:spacing w:before="240"/>
       </w:pPr>
       <w:r>
@@ -161,7 +161,7 @@
     </w:p>
     <w:p>
       <w:pPr>
-        <w:pStyle w:val="a9"/>
+        <w:pStyle w:val="ListParagraph"/>
         <w:spacing w:before="240"/>
         <w:rPr>
           <w:rtl/>
@@ -191,7 +191,7 @@
     </w:p>
     <w:p>
       <w:pPr>
-        <w:pStyle w:val="a9"/>
+        <w:pStyle w:val="ListParagraph"/>
         <w:spacing w:before="240"/>
         <w:rPr>
           <w:rtl/>
@@ -237,16 +237,16 @@
     </w:p>
     <w:p>
       <w:pPr>
-        <w:pStyle w:val="a9"/>
-        <w:spacing w:before="240"/>
-        <w:rPr>
-          <w:rtl/>
-        </w:rPr>
-      </w:pPr>
-    </w:p>
-    <w:p>
-      <w:pPr>
-        <w:pStyle w:val="a9"/>
+        <w:pStyle w:val="ListParagraph"/>
+        <w:spacing w:before="240"/>
+        <w:rPr>
+          <w:rtl/>
+        </w:rPr>
+      </w:pPr>
+    </w:p>
+    <w:p>
+      <w:pPr>
+        <w:pStyle w:val="ListParagraph"/>
         <w:spacing w:before="240"/>
         <w:rPr>
           <w:rtl/>
@@ -262,7 +262,7 @@
     </w:p>
     <w:p>
       <w:pPr>
-        <w:pStyle w:val="a9"/>
+        <w:pStyle w:val="ListParagraph"/>
         <w:spacing w:before="240"/>
       </w:pPr>
       <w:r>
@@ -298,7 +298,7 @@
     </w:p>
     <w:p>
       <w:pPr>
-        <w:pStyle w:val="a9"/>
+        <w:pStyle w:val="ListParagraph"/>
         <w:spacing w:before="240"/>
       </w:pPr>
       <w:r>
@@ -321,7 +321,7 @@
     </w:p>
     <w:p>
       <w:pPr>
-        <w:pStyle w:val="a9"/>
+        <w:pStyle w:val="ListParagraph"/>
         <w:spacing w:before="240"/>
       </w:pPr>
       <w:r>
@@ -344,7 +344,7 @@
     </w:p>
     <w:p>
       <w:pPr>
-        <w:pStyle w:val="a9"/>
+        <w:pStyle w:val="ListParagraph"/>
         <w:spacing w:before="240"/>
         <w:rPr>
           <w:rtl/>
@@ -370,7 +370,7 @@
     </w:p>
     <w:p>
       <w:pPr>
-        <w:pStyle w:val="a9"/>
+        <w:pStyle w:val="ListParagraph"/>
         <w:spacing w:before="240"/>
         <w:rPr>
           <w:rtl/>
@@ -406,25 +406,25 @@
     </w:p>
     <w:p>
       <w:pPr>
-        <w:pStyle w:val="a9"/>
-        <w:spacing w:before="240"/>
-        <w:rPr>
-          <w:rtl/>
-        </w:rPr>
-      </w:pPr>
-    </w:p>
-    <w:p>
-      <w:pPr>
-        <w:pStyle w:val="a9"/>
-        <w:spacing w:before="240"/>
-        <w:rPr>
-          <w:rtl/>
-        </w:rPr>
-      </w:pPr>
-    </w:p>
-    <w:p>
-      <w:pPr>
-        <w:pStyle w:val="a9"/>
+        <w:pStyle w:val="ListParagraph"/>
+        <w:spacing w:before="240"/>
+        <w:rPr>
+          <w:rtl/>
+        </w:rPr>
+      </w:pPr>
+    </w:p>
+    <w:p>
+      <w:pPr>
+        <w:pStyle w:val="ListParagraph"/>
+        <w:spacing w:before="240"/>
+        <w:rPr>
+          <w:rtl/>
+        </w:rPr>
+      </w:pPr>
+    </w:p>
+    <w:p>
+      <w:pPr>
+        <w:pStyle w:val="ListParagraph"/>
         <w:spacing w:before="240"/>
         <w:rPr>
           <w:rtl/>
@@ -440,7 +440,7 @@
     </w:p>
     <w:p>
       <w:pPr>
-        <w:pStyle w:val="a9"/>
+        <w:pStyle w:val="ListParagraph"/>
         <w:spacing w:before="240"/>
         <w:rPr>
           <w:b/>
@@ -478,7 +478,7 @@
     </w:p>
     <w:p>
       <w:pPr>
-        <w:pStyle w:val="a9"/>
+        <w:pStyle w:val="ListParagraph"/>
         <w:spacing w:before="240"/>
       </w:pPr>
       <w:r>
@@ -525,7 +525,7 @@
     </w:p>
     <w:p>
       <w:pPr>
-        <w:pStyle w:val="a9"/>
+        <w:pStyle w:val="ListParagraph"/>
         <w:spacing w:before="240"/>
       </w:pPr>
       <w:r>
@@ -548,7 +548,7 @@
     </w:p>
     <w:p>
       <w:pPr>
-        <w:pStyle w:val="a9"/>
+        <w:pStyle w:val="ListParagraph"/>
         <w:spacing w:before="240"/>
       </w:pPr>
       <w:r>
@@ -583,7 +583,7 @@
     </w:p>
     <w:p>
       <w:pPr>
-        <w:pStyle w:val="a9"/>
+        <w:pStyle w:val="ListParagraph"/>
         <w:spacing w:before="240"/>
         <w:rPr>
           <w:rtl/>
@@ -616,13 +616,13 @@
     </w:p>
     <w:p>
       <w:pPr>
-        <w:pStyle w:val="a9"/>
-        <w:spacing w:before="240"/>
-      </w:pPr>
-    </w:p>
-    <w:p>
-      <w:pPr>
-        <w:pStyle w:val="a9"/>
+        <w:pStyle w:val="ListParagraph"/>
+        <w:spacing w:before="240"/>
+      </w:pPr>
+    </w:p>
+    <w:p>
+      <w:pPr>
+        <w:pStyle w:val="ListParagraph"/>
         <w:spacing w:before="240"/>
         <w:rPr>
           <w:rtl/>
@@ -638,7 +638,7 @@
     </w:p>
     <w:p>
       <w:pPr>
-        <w:pStyle w:val="a9"/>
+        <w:pStyle w:val="ListParagraph"/>
         <w:spacing w:before="240"/>
         <w:rPr>
           <w:b/>
@@ -666,7 +666,7 @@
     </w:p>
     <w:p>
       <w:pPr>
-        <w:pStyle w:val="a9"/>
+        <w:pStyle w:val="ListParagraph"/>
         <w:spacing w:before="240"/>
       </w:pPr>
       <w:r>
@@ -681,7 +681,7 @@
     </w:p>
     <w:p>
       <w:pPr>
-        <w:pStyle w:val="a9"/>
+        <w:pStyle w:val="ListParagraph"/>
         <w:spacing w:before="240"/>
       </w:pPr>
       <w:r>
@@ -696,7 +696,7 @@
     </w:p>
     <w:p>
       <w:pPr>
-        <w:pStyle w:val="a9"/>
+        <w:pStyle w:val="ListParagraph"/>
         <w:spacing w:before="240"/>
         <w:rPr>
           <w:rtl/>
@@ -714,13 +714,13 @@
     </w:p>
     <w:p>
       <w:pPr>
-        <w:pStyle w:val="a9"/>
-        <w:spacing w:before="240"/>
-      </w:pPr>
-    </w:p>
-    <w:p>
-      <w:pPr>
-        <w:pStyle w:val="a9"/>
+        <w:pStyle w:val="ListParagraph"/>
+        <w:spacing w:before="240"/>
+      </w:pPr>
+    </w:p>
+    <w:p>
+      <w:pPr>
+        <w:pStyle w:val="ListParagraph"/>
         <w:spacing w:before="240"/>
         <w:rPr>
           <w:b/>
@@ -748,7 +748,7 @@
     </w:p>
     <w:p>
       <w:pPr>
-        <w:pStyle w:val="a9"/>
+        <w:pStyle w:val="ListParagraph"/>
         <w:spacing w:before="240"/>
       </w:pPr>
       <w:r>
@@ -763,7 +763,7 @@
     </w:p>
     <w:p>
       <w:pPr>
-        <w:pStyle w:val="a9"/>
+        <w:pStyle w:val="ListParagraph"/>
         <w:spacing w:before="240"/>
       </w:pPr>
       <w:r>
@@ -778,7 +778,7 @@
     </w:p>
     <w:p>
       <w:pPr>
-        <w:pStyle w:val="a9"/>
+        <w:pStyle w:val="ListParagraph"/>
         <w:spacing w:before="240"/>
         <w:rPr>
           <w:rtl/>
@@ -800,13 +800,13 @@
     </w:p>
     <w:p>
       <w:pPr>
-        <w:pStyle w:val="a9"/>
-        <w:spacing w:before="240"/>
-      </w:pPr>
-    </w:p>
-    <w:p>
-      <w:pPr>
-        <w:pStyle w:val="a9"/>
+        <w:pStyle w:val="ListParagraph"/>
+        <w:spacing w:before="240"/>
+      </w:pPr>
+    </w:p>
+    <w:p>
+      <w:pPr>
+        <w:pStyle w:val="ListParagraph"/>
         <w:spacing w:before="240"/>
         <w:rPr>
           <w:b/>
@@ -834,7 +834,7 @@
     </w:p>
     <w:p>
       <w:pPr>
-        <w:pStyle w:val="a9"/>
+        <w:pStyle w:val="ListParagraph"/>
         <w:spacing w:before="240"/>
       </w:pPr>
       <w:r>
@@ -858,7 +858,7 @@
     </w:p>
     <w:p>
       <w:pPr>
-        <w:pStyle w:val="a9"/>
+        <w:pStyle w:val="ListParagraph"/>
         <w:spacing w:before="240"/>
         <w:rPr>
           <w:rtl/>
@@ -876,13 +876,13 @@
     </w:p>
     <w:p>
       <w:pPr>
-        <w:pStyle w:val="a9"/>
-        <w:spacing w:before="240"/>
-      </w:pPr>
-    </w:p>
-    <w:p>
-      <w:pPr>
-        <w:pStyle w:val="a9"/>
+        <w:pStyle w:val="ListParagraph"/>
+        <w:spacing w:before="240"/>
+      </w:pPr>
+    </w:p>
+    <w:p>
+      <w:pPr>
+        <w:pStyle w:val="ListParagraph"/>
         <w:spacing w:before="240"/>
         <w:rPr>
           <w:b/>
@@ -910,7 +910,7 @@
     </w:p>
     <w:p>
       <w:pPr>
-        <w:pStyle w:val="a9"/>
+        <w:pStyle w:val="ListParagraph"/>
         <w:spacing w:before="240"/>
       </w:pPr>
       <w:r>
@@ -925,7 +925,7 @@
     </w:p>
     <w:p>
       <w:pPr>
-        <w:pStyle w:val="a9"/>
+        <w:pStyle w:val="ListParagraph"/>
         <w:spacing w:before="240"/>
         <w:rPr>
           <w:rtl/>
@@ -943,16 +943,16 @@
     </w:p>
     <w:p>
       <w:pPr>
-        <w:pStyle w:val="a9"/>
-        <w:spacing w:before="240"/>
-        <w:rPr>
-          <w:rtl/>
-        </w:rPr>
-      </w:pPr>
-    </w:p>
-    <w:p>
-      <w:pPr>
-        <w:pStyle w:val="a9"/>
+        <w:pStyle w:val="ListParagraph"/>
+        <w:spacing w:before="240"/>
+        <w:rPr>
+          <w:rtl/>
+        </w:rPr>
+      </w:pPr>
+    </w:p>
+    <w:p>
+      <w:pPr>
+        <w:pStyle w:val="ListParagraph"/>
         <w:numPr>
           <w:ilvl w:val="0"/>
           <w:numId w:val="1"/>
@@ -962,7 +962,7 @@
     </w:p>
     <w:p>
       <w:pPr>
-        <w:pStyle w:val="a9"/>
+        <w:pStyle w:val="ListParagraph"/>
         <w:spacing w:before="240"/>
         <w:rPr>
           <w:rtl/>
@@ -978,7 +978,7 @@
     </w:p>
     <w:p>
       <w:pPr>
-        <w:pStyle w:val="a9"/>
+        <w:pStyle w:val="ListParagraph"/>
         <w:numPr>
           <w:ilvl w:val="0"/>
           <w:numId w:val="2"/>
@@ -1018,7 +1018,7 @@
     </w:p>
     <w:p>
       <w:pPr>
-        <w:pStyle w:val="a9"/>
+        <w:pStyle w:val="ListParagraph"/>
         <w:spacing w:before="240"/>
       </w:pPr>
       <w:r>
@@ -1034,13 +1034,13 @@
     </w:p>
     <w:p>
       <w:pPr>
-        <w:pStyle w:val="a9"/>
-        <w:spacing w:before="240"/>
-      </w:pPr>
-    </w:p>
-    <w:p>
-      <w:pPr>
-        <w:pStyle w:val="a9"/>
+        <w:pStyle w:val="ListParagraph"/>
+        <w:spacing w:before="240"/>
+      </w:pPr>
+    </w:p>
+    <w:p>
+      <w:pPr>
+        <w:pStyle w:val="ListParagraph"/>
         <w:numPr>
           <w:ilvl w:val="0"/>
           <w:numId w:val="2"/>
@@ -1072,7 +1072,7 @@
     </w:p>
     <w:p>
       <w:pPr>
-        <w:pStyle w:val="a9"/>
+        <w:pStyle w:val="ListParagraph"/>
         <w:spacing w:before="240"/>
       </w:pPr>
       <w:r>
@@ -1087,7 +1087,7 @@
     </w:p>
     <w:p>
       <w:pPr>
-        <w:pStyle w:val="a9"/>
+        <w:pStyle w:val="ListParagraph"/>
         <w:tabs>
           <w:tab w:val="left" w:pos="1630"/>
         </w:tabs>
@@ -1105,7 +1105,7 @@
     </w:p>
     <w:p>
       <w:pPr>
-        <w:pStyle w:val="a9"/>
+        <w:pStyle w:val="ListParagraph"/>
         <w:tabs>
           <w:tab w:val="left" w:pos="1630"/>
         </w:tabs>
@@ -1114,7 +1114,7 @@
     </w:p>
     <w:p>
       <w:pPr>
-        <w:pStyle w:val="a9"/>
+        <w:pStyle w:val="ListParagraph"/>
         <w:numPr>
           <w:ilvl w:val="0"/>
           <w:numId w:val="2"/>
@@ -1146,7 +1146,7 @@
     </w:p>
     <w:p>
       <w:pPr>
-        <w:pStyle w:val="a9"/>
+        <w:pStyle w:val="ListParagraph"/>
         <w:spacing w:before="240"/>
         <w:rPr>
           <w:rtl/>
@@ -1164,16 +1164,16 @@
     </w:p>
     <w:p>
       <w:pPr>
-        <w:pStyle w:val="a9"/>
-        <w:spacing w:before="240"/>
-        <w:rPr>
-          <w:rtl/>
-        </w:rPr>
-      </w:pPr>
-    </w:p>
-    <w:p>
-      <w:pPr>
-        <w:pStyle w:val="a9"/>
+        <w:pStyle w:val="ListParagraph"/>
+        <w:spacing w:before="240"/>
+        <w:rPr>
+          <w:rtl/>
+        </w:rPr>
+      </w:pPr>
+    </w:p>
+    <w:p>
+      <w:pPr>
+        <w:pStyle w:val="ListParagraph"/>
         <w:spacing w:before="240"/>
         <w:jc w:val="center"/>
         <w:rPr>
@@ -1208,7 +1208,7 @@
     </w:p>
     <w:p>
       <w:pPr>
-        <w:pStyle w:val="a9"/>
+        <w:pStyle w:val="ListParagraph"/>
         <w:spacing w:before="240"/>
       </w:pPr>
       <w:r>
@@ -1292,7 +1292,7 @@
     </w:p>
     <w:p>
       <w:pPr>
-        <w:pStyle w:val="a9"/>
+        <w:pStyle w:val="ListParagraph"/>
         <w:spacing w:before="240"/>
         <w:rPr>
           <w:b/>
@@ -1317,7 +1317,7 @@
     </w:p>
     <w:p>
       <w:pPr>
-        <w:pStyle w:val="a9"/>
+        <w:pStyle w:val="ListParagraph"/>
         <w:spacing w:before="240"/>
       </w:pPr>
       <w:r>
@@ -1332,7 +1332,7 @@
     </w:p>
     <w:p>
       <w:pPr>
-        <w:pStyle w:val="a9"/>
+        <w:pStyle w:val="ListParagraph"/>
         <w:numPr>
           <w:ilvl w:val="0"/>
           <w:numId w:val="3"/>
@@ -1371,7 +1371,7 @@
     </w:p>
     <w:p>
       <w:pPr>
-        <w:pStyle w:val="a9"/>
+        <w:pStyle w:val="ListParagraph"/>
         <w:numPr>
           <w:ilvl w:val="0"/>
           <w:numId w:val="3"/>
@@ -1405,7 +1405,7 @@
     </w:p>
     <w:p>
       <w:pPr>
-        <w:pStyle w:val="a9"/>
+        <w:pStyle w:val="ListParagraph"/>
         <w:numPr>
           <w:ilvl w:val="0"/>
           <w:numId w:val="3"/>
@@ -1453,7 +1453,7 @@
     </w:p>
     <w:p>
       <w:pPr>
-        <w:pStyle w:val="a9"/>
+        <w:pStyle w:val="ListParagraph"/>
         <w:numPr>
           <w:ilvl w:val="0"/>
           <w:numId w:val="3"/>
@@ -1496,7 +1496,7 @@
     </w:p>
     <w:p>
       <w:pPr>
-        <w:pStyle w:val="a9"/>
+        <w:pStyle w:val="ListParagraph"/>
         <w:numPr>
           <w:ilvl w:val="0"/>
           <w:numId w:val="3"/>
@@ -1523,13 +1523,7 @@
         <w:rPr>
           <w:rtl/>
         </w:rPr>
-        <w:t xml:space="preserve"> </w:t>
-      </w:r>
-      <w:r>
-        <w:rPr>
-          <w:rtl/>
-        </w:rPr>
-        <w:t xml:space="preserve">לספק למשתמש ממשק </w:t>
+        <w:t xml:space="preserve"> לספק למשתמש ממשק </w:t>
       </w:r>
       <w:r>
         <w:rPr>
@@ -1555,7 +1549,7 @@
     </w:p>
     <w:p>
       <w:pPr>
-        <w:pStyle w:val="a9"/>
+        <w:pStyle w:val="ListParagraph"/>
         <w:numPr>
           <w:ilvl w:val="1"/>
           <w:numId w:val="3"/>
@@ -1584,7 +1578,7 @@
     </w:p>
     <w:p>
       <w:pPr>
-        <w:pStyle w:val="a9"/>
+        <w:pStyle w:val="ListParagraph"/>
         <w:numPr>
           <w:ilvl w:val="0"/>
           <w:numId w:val="14"/>
@@ -1654,7 +1648,7 @@
     </w:p>
     <w:p>
       <w:pPr>
-        <w:pStyle w:val="a9"/>
+        <w:pStyle w:val="ListParagraph"/>
         <w:spacing w:before="240"/>
       </w:pPr>
       <w:r>
@@ -1675,7 +1669,7 @@
     </w:p>
     <w:p>
       <w:pPr>
-        <w:pStyle w:val="a9"/>
+        <w:pStyle w:val="ListParagraph"/>
         <w:numPr>
           <w:ilvl w:val="0"/>
           <w:numId w:val="4"/>
@@ -1700,7 +1694,7 @@
     </w:p>
     <w:p>
       <w:pPr>
-        <w:pStyle w:val="a9"/>
+        <w:pStyle w:val="ListParagraph"/>
         <w:numPr>
           <w:ilvl w:val="1"/>
           <w:numId w:val="4"/>
@@ -1736,7 +1730,7 @@
     </w:p>
     <w:p>
       <w:pPr>
-        <w:pStyle w:val="a9"/>
+        <w:pStyle w:val="ListParagraph"/>
         <w:numPr>
           <w:ilvl w:val="1"/>
           <w:numId w:val="4"/>
@@ -1779,7 +1773,7 @@
     </w:p>
     <w:p>
       <w:pPr>
-        <w:pStyle w:val="a9"/>
+        <w:pStyle w:val="ListParagraph"/>
         <w:numPr>
           <w:ilvl w:val="1"/>
           <w:numId w:val="4"/>
@@ -1838,7 +1832,7 @@
     </w:p>
     <w:p>
       <w:pPr>
-        <w:pStyle w:val="a9"/>
+        <w:pStyle w:val="ListParagraph"/>
         <w:numPr>
           <w:ilvl w:val="1"/>
           <w:numId w:val="4"/>
@@ -1855,7 +1849,7 @@
     </w:p>
     <w:p>
       <w:pPr>
-        <w:pStyle w:val="a9"/>
+        <w:pStyle w:val="ListParagraph"/>
         <w:numPr>
           <w:ilvl w:val="0"/>
           <w:numId w:val="4"/>
@@ -1880,7 +1874,7 @@
     </w:p>
     <w:p>
       <w:pPr>
-        <w:pStyle w:val="a9"/>
+        <w:pStyle w:val="ListParagraph"/>
         <w:numPr>
           <w:ilvl w:val="1"/>
           <w:numId w:val="4"/>
@@ -1899,7 +1893,7 @@
     </w:p>
     <w:p>
       <w:pPr>
-        <w:pStyle w:val="a9"/>
+        <w:pStyle w:val="ListParagraph"/>
         <w:numPr>
           <w:ilvl w:val="1"/>
           <w:numId w:val="4"/>
@@ -1922,7 +1916,7 @@
     </w:p>
     <w:p>
       <w:pPr>
-        <w:pStyle w:val="a9"/>
+        <w:pStyle w:val="ListParagraph"/>
         <w:spacing w:before="240"/>
         <w:ind w:left="1440"/>
         <w:rPr>
@@ -1952,7 +1946,7 @@
     </w:p>
     <w:p>
       <w:pPr>
-        <w:pStyle w:val="a9"/>
+        <w:pStyle w:val="ListParagraph"/>
         <w:spacing w:before="240"/>
         <w:ind w:left="1440"/>
       </w:pPr>
@@ -1969,7 +1963,7 @@
     </w:p>
     <w:p>
       <w:pPr>
-        <w:pStyle w:val="a9"/>
+        <w:pStyle w:val="ListParagraph"/>
         <w:numPr>
           <w:ilvl w:val="0"/>
           <w:numId w:val="4"/>
@@ -2004,7 +1998,7 @@
     </w:p>
     <w:p>
       <w:pPr>
-        <w:pStyle w:val="a9"/>
+        <w:pStyle w:val="ListParagraph"/>
         <w:numPr>
           <w:ilvl w:val="1"/>
           <w:numId w:val="4"/>
@@ -2021,7 +2015,7 @@
     </w:p>
     <w:p>
       <w:pPr>
-        <w:pStyle w:val="a9"/>
+        <w:pStyle w:val="ListParagraph"/>
         <w:numPr>
           <w:ilvl w:val="1"/>
           <w:numId w:val="4"/>
@@ -2053,7 +2047,7 @@
     </w:p>
     <w:p>
       <w:pPr>
-        <w:pStyle w:val="a9"/>
+        <w:pStyle w:val="ListParagraph"/>
         <w:numPr>
           <w:ilvl w:val="2"/>
           <w:numId w:val="4"/>
@@ -2100,7 +2094,7 @@
     </w:p>
     <w:p>
       <w:pPr>
-        <w:pStyle w:val="a9"/>
+        <w:pStyle w:val="ListParagraph"/>
         <w:numPr>
           <w:ilvl w:val="1"/>
           <w:numId w:val="3"/>
@@ -2138,7 +2132,7 @@
     </w:p>
     <w:p>
       <w:pPr>
-        <w:pStyle w:val="a9"/>
+        <w:pStyle w:val="ListParagraph"/>
         <w:numPr>
           <w:ilvl w:val="0"/>
           <w:numId w:val="12"/>
@@ -2173,7 +2167,7 @@
     </w:p>
     <w:p>
       <w:pPr>
-        <w:pStyle w:val="a9"/>
+        <w:pStyle w:val="ListParagraph"/>
         <w:numPr>
           <w:ilvl w:val="0"/>
           <w:numId w:val="12"/>
@@ -2198,7 +2192,7 @@
     </w:p>
     <w:p>
       <w:pPr>
-        <w:pStyle w:val="a9"/>
+        <w:pStyle w:val="ListParagraph"/>
         <w:numPr>
           <w:ilvl w:val="1"/>
           <w:numId w:val="4"/>
@@ -2223,7 +2217,7 @@
     </w:p>
     <w:p>
       <w:pPr>
-        <w:pStyle w:val="a9"/>
+        <w:pStyle w:val="ListParagraph"/>
         <w:numPr>
           <w:ilvl w:val="1"/>
           <w:numId w:val="4"/>
@@ -2282,7 +2276,7 @@
     </w:p>
     <w:p>
       <w:pPr>
-        <w:pStyle w:val="a9"/>
+        <w:pStyle w:val="ListParagraph"/>
         <w:numPr>
           <w:ilvl w:val="1"/>
           <w:numId w:val="4"/>
@@ -2299,7 +2293,7 @@
     </w:p>
     <w:p>
       <w:pPr>
-        <w:pStyle w:val="a9"/>
+        <w:pStyle w:val="ListParagraph"/>
         <w:numPr>
           <w:ilvl w:val="0"/>
           <w:numId w:val="4"/>
@@ -2325,7 +2319,7 @@
     </w:p>
     <w:p>
       <w:pPr>
-        <w:pStyle w:val="a9"/>
+        <w:pStyle w:val="ListParagraph"/>
         <w:numPr>
           <w:ilvl w:val="1"/>
           <w:numId w:val="4"/>
@@ -2351,7 +2345,7 @@
     </w:p>
     <w:p>
       <w:pPr>
-        <w:pStyle w:val="a9"/>
+        <w:pStyle w:val="ListParagraph"/>
         <w:numPr>
           <w:ilvl w:val="1"/>
           <w:numId w:val="4"/>
@@ -2390,7 +2384,7 @@
     </w:p>
     <w:p>
       <w:pPr>
-        <w:pStyle w:val="a9"/>
+        <w:pStyle w:val="ListParagraph"/>
         <w:numPr>
           <w:ilvl w:val="1"/>
           <w:numId w:val="4"/>
@@ -2425,7 +2419,7 @@
     </w:p>
     <w:p>
       <w:pPr>
-        <w:pStyle w:val="a9"/>
+        <w:pStyle w:val="ListParagraph"/>
         <w:numPr>
           <w:ilvl w:val="1"/>
           <w:numId w:val="4"/>
@@ -2454,7 +2448,7 @@
     </w:p>
     <w:p>
       <w:pPr>
-        <w:pStyle w:val="a9"/>
+        <w:pStyle w:val="ListParagraph"/>
         <w:numPr>
           <w:ilvl w:val="0"/>
           <w:numId w:val="4"/>
@@ -2480,7 +2474,7 @@
     </w:p>
     <w:p>
       <w:pPr>
-        <w:pStyle w:val="a9"/>
+        <w:pStyle w:val="ListParagraph"/>
         <w:numPr>
           <w:ilvl w:val="1"/>
           <w:numId w:val="4"/>
@@ -2497,7 +2491,7 @@
     </w:p>
     <w:p>
       <w:pPr>
-        <w:pStyle w:val="a9"/>
+        <w:pStyle w:val="ListParagraph"/>
         <w:numPr>
           <w:ilvl w:val="0"/>
           <w:numId w:val="15"/>
@@ -2514,7 +2508,7 @@
     </w:p>
     <w:p>
       <w:pPr>
-        <w:pStyle w:val="a9"/>
+        <w:pStyle w:val="ListParagraph"/>
         <w:numPr>
           <w:ilvl w:val="0"/>
           <w:numId w:val="15"/>
@@ -2531,7 +2525,7 @@
     </w:p>
     <w:p>
       <w:pPr>
-        <w:pStyle w:val="a9"/>
+        <w:pStyle w:val="ListParagraph"/>
         <w:numPr>
           <w:ilvl w:val="0"/>
           <w:numId w:val="15"/>
@@ -2548,7 +2542,7 @@
     </w:p>
     <w:p>
       <w:pPr>
-        <w:pStyle w:val="a9"/>
+        <w:pStyle w:val="ListParagraph"/>
         <w:numPr>
           <w:ilvl w:val="0"/>
           <w:numId w:val="15"/>
@@ -2582,7 +2576,7 @@
     </w:p>
     <w:p>
       <w:pPr>
-        <w:pStyle w:val="a9"/>
+        <w:pStyle w:val="ListParagraph"/>
         <w:numPr>
           <w:ilvl w:val="0"/>
           <w:numId w:val="15"/>
@@ -2627,7 +2621,7 @@
     </w:p>
     <w:p>
       <w:pPr>
-        <w:pStyle w:val="a9"/>
+        <w:pStyle w:val="ListParagraph"/>
         <w:numPr>
           <w:ilvl w:val="1"/>
           <w:numId w:val="4"/>
@@ -2660,7 +2654,7 @@
     </w:p>
     <w:p>
       <w:pPr>
-        <w:pStyle w:val="a9"/>
+        <w:pStyle w:val="ListParagraph"/>
         <w:numPr>
           <w:ilvl w:val="0"/>
           <w:numId w:val="4"/>
@@ -2702,7 +2696,7 @@
     </w:p>
     <w:p>
       <w:pPr>
-        <w:pStyle w:val="a9"/>
+        <w:pStyle w:val="ListParagraph"/>
         <w:numPr>
           <w:ilvl w:val="1"/>
           <w:numId w:val="4"/>
@@ -2720,23 +2714,7 @@
           <w:rFonts w:hint="cs"/>
           <w:rtl/>
         </w:rPr>
-        <w:t xml:space="preserve">תנאי גידול: טבלה כמות אור נדרשת, תדירות </w:t>
-      </w:r>
-      <w:proofErr w:type="spellStart"/>
-      <w:r>
-        <w:rPr>
-          <w:rFonts w:hint="cs"/>
-          <w:rtl/>
-        </w:rPr>
-        <w:t>השקייה</w:t>
-      </w:r>
-      <w:proofErr w:type="spellEnd"/>
-      <w:r>
-        <w:rPr>
-          <w:rFonts w:hint="cs"/>
-          <w:rtl/>
-        </w:rPr>
-        <w:t>, כמות לחות</w:t>
+        <w:t>תנאי גידול: טבלה כמות אור נדרשת, תדירות השקייה, כמות לחות</w:t>
       </w:r>
     </w:p>
     <w:p>
@@ -2752,7 +2730,7 @@
     </w:p>
     <w:p>
       <w:pPr>
-        <w:pStyle w:val="a9"/>
+        <w:pStyle w:val="ListParagraph"/>
         <w:numPr>
           <w:ilvl w:val="1"/>
           <w:numId w:val="3"/>
@@ -2857,7 +2835,7 @@
     </w:p>
     <w:p>
       <w:pPr>
-        <w:pStyle w:val="a9"/>
+        <w:pStyle w:val="ListParagraph"/>
         <w:numPr>
           <w:ilvl w:val="1"/>
           <w:numId w:val="4"/>
@@ -2918,7 +2896,7 @@
     </w:p>
     <w:p>
       <w:pPr>
-        <w:pStyle w:val="a9"/>
+        <w:pStyle w:val="ListParagraph"/>
         <w:numPr>
           <w:ilvl w:val="1"/>
           <w:numId w:val="4"/>
@@ -2934,7 +2912,7 @@
     </w:p>
     <w:p>
       <w:pPr>
-        <w:pStyle w:val="a9"/>
+        <w:pStyle w:val="ListParagraph"/>
         <w:numPr>
           <w:ilvl w:val="1"/>
           <w:numId w:val="4"/>
@@ -3057,7 +3035,7 @@
     </w:p>
     <w:p>
       <w:pPr>
-        <w:pStyle w:val="a9"/>
+        <w:pStyle w:val="ListParagraph"/>
         <w:numPr>
           <w:ilvl w:val="1"/>
           <w:numId w:val="3"/>
@@ -3088,7 +3066,7 @@
     </w:p>
     <w:p>
       <w:pPr>
-        <w:pStyle w:val="a9"/>
+        <w:pStyle w:val="ListParagraph"/>
         <w:numPr>
           <w:ilvl w:val="0"/>
           <w:numId w:val="12"/>
@@ -3123,7 +3101,7 @@
     </w:p>
     <w:p>
       <w:pPr>
-        <w:pStyle w:val="a9"/>
+        <w:pStyle w:val="ListParagraph"/>
         <w:numPr>
           <w:ilvl w:val="0"/>
           <w:numId w:val="12"/>
@@ -3148,7 +3126,7 @@
     </w:p>
     <w:p>
       <w:pPr>
-        <w:pStyle w:val="a9"/>
+        <w:pStyle w:val="ListParagraph"/>
         <w:numPr>
           <w:ilvl w:val="1"/>
           <w:numId w:val="4"/>
@@ -3173,7 +3151,7 @@
     </w:p>
     <w:p>
       <w:pPr>
-        <w:pStyle w:val="a9"/>
+        <w:pStyle w:val="ListParagraph"/>
         <w:numPr>
           <w:ilvl w:val="1"/>
           <w:numId w:val="4"/>
@@ -3253,7 +3231,7 @@
     </w:p>
     <w:p>
       <w:pPr>
-        <w:pStyle w:val="a9"/>
+        <w:pStyle w:val="ListParagraph"/>
         <w:numPr>
           <w:ilvl w:val="1"/>
           <w:numId w:val="4"/>
@@ -3289,7 +3267,7 @@
     </w:p>
     <w:p>
       <w:pPr>
-        <w:pStyle w:val="a9"/>
+        <w:pStyle w:val="ListParagraph"/>
         <w:numPr>
           <w:ilvl w:val="0"/>
           <w:numId w:val="4"/>
@@ -3315,7 +3293,7 @@
     </w:p>
     <w:p>
       <w:pPr>
-        <w:pStyle w:val="a9"/>
+        <w:pStyle w:val="ListParagraph"/>
         <w:numPr>
           <w:ilvl w:val="1"/>
           <w:numId w:val="4"/>
@@ -3351,7 +3329,7 @@
     </w:p>
     <w:p>
       <w:pPr>
-        <w:pStyle w:val="a9"/>
+        <w:pStyle w:val="ListParagraph"/>
         <w:numPr>
           <w:ilvl w:val="2"/>
           <w:numId w:val="4"/>
@@ -3426,7 +3404,7 @@
     </w:p>
     <w:p>
       <w:pPr>
-        <w:pStyle w:val="a9"/>
+        <w:pStyle w:val="ListParagraph"/>
         <w:numPr>
           <w:ilvl w:val="2"/>
           <w:numId w:val="4"/>
@@ -3462,7 +3440,7 @@
     </w:p>
     <w:p>
       <w:pPr>
-        <w:pStyle w:val="a9"/>
+        <w:pStyle w:val="ListParagraph"/>
         <w:numPr>
           <w:ilvl w:val="2"/>
           <w:numId w:val="4"/>
@@ -3517,7 +3495,7 @@
     </w:p>
     <w:p>
       <w:pPr>
-        <w:pStyle w:val="a9"/>
+        <w:pStyle w:val="ListParagraph"/>
         <w:numPr>
           <w:ilvl w:val="2"/>
           <w:numId w:val="4"/>
@@ -3553,7 +3531,7 @@
     </w:p>
     <w:p>
       <w:pPr>
-        <w:pStyle w:val="a9"/>
+        <w:pStyle w:val="ListParagraph"/>
         <w:numPr>
           <w:ilvl w:val="0"/>
           <w:numId w:val="4"/>
@@ -3579,7 +3557,7 @@
     </w:p>
     <w:p>
       <w:pPr>
-        <w:pStyle w:val="a9"/>
+        <w:pStyle w:val="ListParagraph"/>
         <w:numPr>
           <w:ilvl w:val="1"/>
           <w:numId w:val="4"/>
@@ -3615,7 +3593,7 @@
     </w:p>
     <w:p>
       <w:pPr>
-        <w:pStyle w:val="a9"/>
+        <w:pStyle w:val="ListParagraph"/>
         <w:numPr>
           <w:ilvl w:val="1"/>
           <w:numId w:val="4"/>
@@ -3680,7 +3658,7 @@
     </w:p>
     <w:p>
       <w:pPr>
-        <w:pStyle w:val="a9"/>
+        <w:pStyle w:val="ListParagraph"/>
         <w:numPr>
           <w:ilvl w:val="1"/>
           <w:numId w:val="4"/>
@@ -3736,7 +3714,7 @@
     </w:p>
     <w:p>
       <w:pPr>
-        <w:pStyle w:val="a9"/>
+        <w:pStyle w:val="ListParagraph"/>
         <w:numPr>
           <w:ilvl w:val="1"/>
           <w:numId w:val="4"/>
@@ -3766,7 +3744,7 @@
     </w:p>
     <w:p>
       <w:pPr>
-        <w:pStyle w:val="a9"/>
+        <w:pStyle w:val="ListParagraph"/>
         <w:numPr>
           <w:ilvl w:val="1"/>
           <w:numId w:val="4"/>
@@ -3792,13 +3770,13 @@
       <w:r>
         <w:lastRenderedPageBreak/>
         <w:pict w14:anchorId="6F1386CA">
-          <v:rect id="_x0000_i1037" style="width:0;height:1.5pt" o:hralign="center" o:bullet="t" o:hrstd="t" o:hr="t" fillcolor="#a0a0a0" stroked="f"/>
+          <v:rect id="_x0000_i1030" style="width:0;height:1.5pt" o:hralign="center" o:bullet="t" o:hrstd="t" o:hr="t" fillcolor="#a0a0a0" stroked="f"/>
         </w:pict>
       </w:r>
     </w:p>
     <w:p>
       <w:pPr>
-        <w:pStyle w:val="a9"/>
+        <w:pStyle w:val="ListParagraph"/>
         <w:numPr>
           <w:ilvl w:val="1"/>
           <w:numId w:val="3"/>
@@ -3821,7 +3799,7 @@
     </w:p>
     <w:p>
       <w:pPr>
-        <w:pStyle w:val="a9"/>
+        <w:pStyle w:val="ListParagraph"/>
         <w:numPr>
           <w:ilvl w:val="0"/>
           <w:numId w:val="2"/>
@@ -4162,7 +4140,7 @@
     </w:p>
     <w:p>
       <w:pPr>
-        <w:pStyle w:val="a9"/>
+        <w:pStyle w:val="ListParagraph"/>
         <w:numPr>
           <w:ilvl w:val="0"/>
           <w:numId w:val="2"/>
@@ -4195,7 +4173,7 @@
     </w:p>
     <w:p>
       <w:pPr>
-        <w:pStyle w:val="a9"/>
+        <w:pStyle w:val="ListParagraph"/>
         <w:numPr>
           <w:ilvl w:val="0"/>
           <w:numId w:val="21"/>
@@ -4262,7 +4240,7 @@
     </w:p>
     <w:p>
       <w:pPr>
-        <w:pStyle w:val="a9"/>
+        <w:pStyle w:val="ListParagraph"/>
         <w:numPr>
           <w:ilvl w:val="0"/>
           <w:numId w:val="21"/>
@@ -4314,7 +4292,6 @@
         </w:rPr>
         <w:t xml:space="preserve"> </w:t>
       </w:r>
-      <w:proofErr w:type="spellStart"/>
       <w:r>
         <w:rPr>
           <w:rFonts w:cs="Arial" w:hint="cs"/>
@@ -4322,7 +4299,6 @@
         </w:rPr>
         <w:t>מונסטרה</w:t>
       </w:r>
-      <w:proofErr w:type="spellEnd"/>
       <w:r>
         <w:rPr>
           <w:rFonts w:cs="Arial"/>
@@ -4473,7 +4449,7 @@
     </w:p>
     <w:p>
       <w:pPr>
-        <w:pStyle w:val="a9"/>
+        <w:pStyle w:val="ListParagraph"/>
         <w:numPr>
           <w:ilvl w:val="0"/>
           <w:numId w:val="21"/>
@@ -4595,14 +4571,14 @@
     </w:p>
     <w:p>
       <w:pPr>
-        <w:pStyle w:val="a9"/>
+        <w:pStyle w:val="ListParagraph"/>
         <w:spacing w:after="0"/>
         <w:ind w:left="1145"/>
       </w:pPr>
     </w:p>
     <w:p>
       <w:pPr>
-        <w:pStyle w:val="a9"/>
+        <w:pStyle w:val="ListParagraph"/>
         <w:numPr>
           <w:ilvl w:val="0"/>
           <w:numId w:val="23"/>
@@ -4705,7 +4681,7 @@
     </w:p>
     <w:p>
       <w:pPr>
-        <w:pStyle w:val="a9"/>
+        <w:pStyle w:val="ListParagraph"/>
         <w:numPr>
           <w:ilvl w:val="1"/>
           <w:numId w:val="23"/>
@@ -4816,7 +4792,7 @@
     </w:p>
     <w:p>
       <w:pPr>
-        <w:pStyle w:val="a9"/>
+        <w:pStyle w:val="ListParagraph"/>
         <w:numPr>
           <w:ilvl w:val="2"/>
           <w:numId w:val="23"/>
@@ -4949,7 +4925,7 @@
     </w:p>
     <w:p>
       <w:pPr>
-        <w:pStyle w:val="a9"/>
+        <w:pStyle w:val="ListParagraph"/>
         <w:numPr>
           <w:ilvl w:val="2"/>
           <w:numId w:val="23"/>
@@ -5142,7 +5118,7 @@
     </w:p>
     <w:p>
       <w:pPr>
-        <w:pStyle w:val="a9"/>
+        <w:pStyle w:val="ListParagraph"/>
         <w:numPr>
           <w:ilvl w:val="2"/>
           <w:numId w:val="23"/>
@@ -5417,7 +5393,7 @@
     </w:p>
     <w:p>
       <w:pPr>
-        <w:pStyle w:val="a9"/>
+        <w:pStyle w:val="ListParagraph"/>
         <w:numPr>
           <w:ilvl w:val="2"/>
           <w:numId w:val="23"/>
@@ -5659,7 +5635,7 @@
     </w:p>
     <w:p>
       <w:pPr>
-        <w:pStyle w:val="a9"/>
+        <w:pStyle w:val="ListParagraph"/>
         <w:numPr>
           <w:ilvl w:val="0"/>
           <w:numId w:val="23"/>
@@ -5746,7 +5722,7 @@
     </w:p>
     <w:p>
       <w:pPr>
-        <w:pStyle w:val="a9"/>
+        <w:pStyle w:val="ListParagraph"/>
         <w:numPr>
           <w:ilvl w:val="0"/>
           <w:numId w:val="24"/>
@@ -5843,7 +5819,7 @@
     </w:p>
     <w:p>
       <w:pPr>
-        <w:pStyle w:val="a9"/>
+        <w:pStyle w:val="ListParagraph"/>
         <w:numPr>
           <w:ilvl w:val="1"/>
           <w:numId w:val="24"/>
@@ -5919,7 +5895,7 @@
     </w:p>
     <w:p>
       <w:pPr>
-        <w:pStyle w:val="a9"/>
+        <w:pStyle w:val="ListParagraph"/>
         <w:numPr>
           <w:ilvl w:val="1"/>
           <w:numId w:val="24"/>
@@ -6035,7 +6011,7 @@
     </w:p>
     <w:p>
       <w:pPr>
-        <w:pStyle w:val="a9"/>
+        <w:pStyle w:val="ListParagraph"/>
         <w:numPr>
           <w:ilvl w:val="1"/>
           <w:numId w:val="24"/>
@@ -6243,7 +6219,7 @@
     </w:p>
     <w:p>
       <w:pPr>
-        <w:pStyle w:val="a9"/>
+        <w:pStyle w:val="ListParagraph"/>
         <w:numPr>
           <w:ilvl w:val="0"/>
           <w:numId w:val="25"/>
@@ -6294,7 +6270,7 @@
     </w:p>
     <w:p>
       <w:pPr>
-        <w:pStyle w:val="a9"/>
+        <w:pStyle w:val="ListParagraph"/>
         <w:numPr>
           <w:ilvl w:val="1"/>
           <w:numId w:val="25"/>
@@ -6499,7 +6475,7 @@
     </w:p>
     <w:p>
       <w:pPr>
-        <w:pStyle w:val="a9"/>
+        <w:pStyle w:val="ListParagraph"/>
         <w:numPr>
           <w:ilvl w:val="1"/>
           <w:numId w:val="25"/>
@@ -6685,7 +6661,7 @@
       </w:pPr>
       <w:r>
         <w:pict w14:anchorId="2C0F2750">
-          <v:rect id="_x0000_i1038" style="width:377.1pt;height:.55pt" o:hrpct="908" o:bullet="t" o:hrstd="t" o:hr="t" fillcolor="#a0a0a0" stroked="f"/>
+          <v:rect id="_x0000_i1031" style="width:377.1pt;height:.55pt" o:hrpct="908" o:bullet="t" o:hrstd="t" o:hr="t" fillcolor="#a0a0a0" stroked="f"/>
         </w:pict>
       </w:r>
     </w:p>
@@ -6808,7 +6784,7 @@
     </w:p>
     <w:p>
       <w:pPr>
-        <w:pStyle w:val="a9"/>
+        <w:pStyle w:val="ListParagraph"/>
         <w:numPr>
           <w:ilvl w:val="1"/>
           <w:numId w:val="10"/>
@@ -6884,7 +6860,7 @@
     </w:p>
     <w:p>
       <w:pPr>
-        <w:pStyle w:val="a9"/>
+        <w:pStyle w:val="ListParagraph"/>
         <w:numPr>
           <w:ilvl w:val="0"/>
           <w:numId w:val="10"/>
@@ -6897,18 +6873,8 @@
           <w:bCs/>
           <w:rtl/>
         </w:rPr>
-        <w:t xml:space="preserve">עיצוב </w:t>
-      </w:r>
-      <w:proofErr w:type="spellStart"/>
-      <w:r>
-        <w:rPr>
-          <w:b/>
-          <w:bCs/>
-          <w:rtl/>
-        </w:rPr>
-        <w:t>רספונסיבי</w:t>
-      </w:r>
-      <w:proofErr w:type="spellEnd"/>
+        <w:t>עיצוב רספונסיבי</w:t>
+      </w:r>
       <w:r>
         <w:rPr>
           <w:b/>
@@ -6919,7 +6885,7 @@
     </w:p>
     <w:p>
       <w:pPr>
-        <w:pStyle w:val="a9"/>
+        <w:pStyle w:val="ListParagraph"/>
         <w:numPr>
           <w:ilvl w:val="1"/>
           <w:numId w:val="10"/>
@@ -6980,7 +6946,7 @@
     </w:p>
     <w:p>
       <w:pPr>
-        <w:pStyle w:val="a9"/>
+        <w:pStyle w:val="ListParagraph"/>
         <w:numPr>
           <w:ilvl w:val="2"/>
           <w:numId w:val="10"/>
@@ -7041,7 +7007,7 @@
     </w:p>
     <w:p>
       <w:pPr>
-        <w:pStyle w:val="a9"/>
+        <w:pStyle w:val="ListParagraph"/>
         <w:numPr>
           <w:ilvl w:val="2"/>
           <w:numId w:val="10"/>
@@ -7149,19 +7115,11 @@
         </w:numPr>
         <w:spacing w:after="0"/>
       </w:pPr>
-      <w:proofErr w:type="spellStart"/>
-      <w:r>
-        <w:rPr>
-          <w:rtl/>
-        </w:rPr>
-        <w:t>אפקטי</w:t>
-      </w:r>
-      <w:proofErr w:type="spellEnd"/>
-      <w:r>
-        <w:rPr>
-          <w:rtl/>
-        </w:rPr>
-        <w:t xml:space="preserve"> מעבר</w:t>
+      <w:r>
+        <w:rPr>
+          <w:rtl/>
+        </w:rPr>
+        <w:t>אפקטי מעבר</w:t>
       </w:r>
       <w:r>
         <w:t xml:space="preserve"> (Hover) </w:t>
@@ -7731,7 +7689,7 @@
       </w:pPr>
       <w:r>
         <w:pict w14:anchorId="7C73BC9F">
-          <v:rect id="_x0000_i1031" style="width:0;height:1.5pt" o:hralign="center" o:hrstd="t" o:hr="t" fillcolor="#a0a0a0" stroked="f"/>
+          <v:rect id="_x0000_i1032" style="width:0;height:1.5pt" o:hralign="center" o:hrstd="t" o:hr="t" fillcolor="#a0a0a0" stroked="f"/>
         </w:pict>
       </w:r>
     </w:p>
@@ -7917,7 +7875,17 @@
           <w:szCs w:val="20"/>
           <w14:ligatures w14:val="none"/>
         </w:rPr>
-        <w:t>#1B3022</w:t>
+        <w:t>#</w:t>
+      </w:r>
+      <w:r>
+        <w:rPr>
+          <w:rFonts w:ascii="Arial" w:eastAsia="Times New Roman" w:hAnsi="Arial" w:cs="Arial"/>
+          <w:kern w:val="0"/>
+          <w:sz w:val="20"/>
+          <w:szCs w:val="20"/>
+          <w14:ligatures w14:val="none"/>
+        </w:rPr>
+        <w:t>0B3D2E</w:t>
       </w:r>
       <w:r>
         <w:rPr>
@@ -8134,7 +8102,17 @@
           <w:szCs w:val="20"/>
           <w14:ligatures w14:val="none"/>
         </w:rPr>
-        <w:t>#F0EFE0</w:t>
+        <w:t>#F</w:t>
+      </w:r>
+      <w:r>
+        <w:rPr>
+          <w:rFonts w:ascii="Arial" w:eastAsia="Times New Roman" w:hAnsi="Arial" w:cs="Arial"/>
+          <w:kern w:val="0"/>
+          <w:sz w:val="20"/>
+          <w:szCs w:val="20"/>
+          <w14:ligatures w14:val="none"/>
+        </w:rPr>
+        <w:t>6F1E9</w:t>
       </w:r>
       <w:r>
         <w:rPr>
@@ -8317,7 +8295,17 @@
           <w:szCs w:val="20"/>
           <w14:ligatures w14:val="none"/>
         </w:rPr>
-        <w:t>#2D4739</w:t>
+        <w:t>#</w:t>
+      </w:r>
+      <w:r>
+        <w:rPr>
+          <w:rFonts w:ascii="Arial" w:eastAsia="Times New Roman" w:hAnsi="Arial" w:cs="Arial"/>
+          <w:kern w:val="0"/>
+          <w:sz w:val="20"/>
+          <w:szCs w:val="20"/>
+          <w14:ligatures w14:val="none"/>
+        </w:rPr>
+        <w:t>256D4F</w:t>
       </w:r>
       <w:r>
         <w:rPr>
@@ -8609,6 +8597,77 @@
     </w:p>
     <w:p>
       <w:pPr>
+        <w:spacing w:before="100" w:beforeAutospacing="1" w:after="100" w:afterAutospacing="1" w:line="240" w:lineRule="auto"/>
+        <w:ind w:left="720"/>
+        <w:rPr>
+          <w:rFonts w:ascii="Arial" w:eastAsia="Times New Roman" w:hAnsi="Arial" w:cs="Arial"/>
+          <w:kern w:val="0"/>
+          <w14:ligatures w14:val="none"/>
+        </w:rPr>
+      </w:pPr>
+    </w:p>
+    <w:p>
+      <w:pPr>
+        <w:spacing w:before="100" w:beforeAutospacing="1" w:after="100" w:afterAutospacing="1" w:line="240" w:lineRule="auto"/>
+        <w:ind w:left="720"/>
+        <w:rPr>
+          <w:rFonts w:ascii="Arial" w:eastAsia="Times New Roman" w:hAnsi="Arial" w:cs="Arial"/>
+          <w:kern w:val="0"/>
+          <w14:ligatures w14:val="none"/>
+        </w:rPr>
+      </w:pPr>
+      <w:r>
+        <w:rPr>
+          <w:rFonts w:ascii="Arial" w:eastAsia="Times New Roman" w:hAnsi="Arial" w:cs="Arial"/>
+          <w:noProof/>
+          <w:kern w:val="0"/>
+        </w:rPr>
+        <w:lastRenderedPageBreak/>
+        <w:drawing>
+          <wp:inline distT="0" distB="0" distL="0" distR="0" wp14:anchorId="18E971B1" wp14:editId="2D534396">
+            <wp:extent cx="5274310" cy="2905125"/>
+            <wp:effectExtent l="0" t="0" r="2540" b="9525"/>
+            <wp:docPr id="44362674" name="Picture 1"/>
+            <wp:cNvGraphicFramePr>
+              <a:graphicFrameLocks xmlns:a="http://schemas.openxmlformats.org/drawingml/2006/main" noChangeAspect="1"/>
+            </wp:cNvGraphicFramePr>
+            <a:graphic xmlns:a="http://schemas.openxmlformats.org/drawingml/2006/main">
+              <a:graphicData uri="http://schemas.openxmlformats.org/drawingml/2006/picture">
+                <pic:pic xmlns:pic="http://schemas.openxmlformats.org/drawingml/2006/picture">
+                  <pic:nvPicPr>
+                    <pic:cNvPr id="44362674" name="Picture 1"/>
+                    <pic:cNvPicPr/>
+                  </pic:nvPicPr>
+                  <pic:blipFill>
+                    <a:blip r:embed="rId5" cstate="print">
+                      <a:extLst>
+                        <a:ext uri="{28A0092B-C50C-407E-A947-70E740481C1C}">
+                          <a14:useLocalDpi xmlns:a14="http://schemas.microsoft.com/office/drawing/2010/main" val="0"/>
+                        </a:ext>
+                      </a:extLst>
+                    </a:blip>
+                    <a:stretch>
+                      <a:fillRect/>
+                    </a:stretch>
+                  </pic:blipFill>
+                  <pic:spPr>
+                    <a:xfrm>
+                      <a:off x="0" y="0"/>
+                      <a:ext cx="5274310" cy="2905125"/>
+                    </a:xfrm>
+                    <a:prstGeom prst="rect">
+                      <a:avLst/>
+                    </a:prstGeom>
+                  </pic:spPr>
+                </pic:pic>
+              </a:graphicData>
+            </a:graphic>
+          </wp:inline>
+        </w:drawing>
+      </w:r>
+    </w:p>
+    <w:p>
+      <w:pPr>
         <w:numPr>
           <w:ilvl w:val="0"/>
           <w:numId w:val="11"/>
@@ -8638,14 +8697,13 @@
     </w:p>
     <w:p>
       <w:pPr>
-        <w:pStyle w:val="a9"/>
-        <w:spacing w:before="240"/>
-      </w:pPr>
-      <w:r>
-        <w:rPr>
-          <w:rtl/>
-        </w:rPr>
-        <w:lastRenderedPageBreak/>
+        <w:pStyle w:val="ListParagraph"/>
+        <w:spacing w:before="240"/>
+      </w:pPr>
+      <w:r>
+        <w:rPr>
+          <w:rtl/>
+        </w:rPr>
         <w:t>השימוש בגופנים אלו מבטיח קריאות גבוהה ומראה מודרני ונקי</w:t>
       </w:r>
       <w:r>
@@ -8654,7 +8712,7 @@
     </w:p>
     <w:p>
       <w:pPr>
-        <w:pStyle w:val="a9"/>
+        <w:pStyle w:val="ListParagraph"/>
         <w:numPr>
           <w:ilvl w:val="0"/>
           <w:numId w:val="20"/>
@@ -8693,7 +8751,7 @@
     </w:p>
     <w:p>
       <w:pPr>
-        <w:pStyle w:val="a9"/>
+        <w:pStyle w:val="ListParagraph"/>
         <w:numPr>
           <w:ilvl w:val="0"/>
           <w:numId w:val="20"/>
@@ -8732,7 +8790,7 @@
     </w:p>
     <w:p>
       <w:pPr>
-        <w:pStyle w:val="a9"/>
+        <w:pStyle w:val="ListParagraph"/>
         <w:numPr>
           <w:ilvl w:val="0"/>
           <w:numId w:val="20"/>
@@ -8771,7 +8829,7 @@
     </w:p>
     <w:p>
       <w:pPr>
-        <w:pStyle w:val="a9"/>
+        <w:pStyle w:val="ListParagraph"/>
         <w:numPr>
           <w:ilvl w:val="0"/>
           <w:numId w:val="20"/>
@@ -8810,19 +8868,19 @@
     </w:p>
     <w:p>
       <w:pPr>
-        <w:pStyle w:val="a9"/>
-        <w:spacing w:before="240"/>
-      </w:pPr>
-    </w:p>
-    <w:p>
-      <w:pPr>
-        <w:pStyle w:val="a9"/>
-        <w:spacing w:before="240"/>
-      </w:pPr>
-    </w:p>
-    <w:p>
-      <w:pPr>
-        <w:pStyle w:val="a9"/>
+        <w:pStyle w:val="ListParagraph"/>
+        <w:spacing w:before="240"/>
+      </w:pPr>
+    </w:p>
+    <w:p>
+      <w:pPr>
+        <w:pStyle w:val="ListParagraph"/>
+        <w:spacing w:before="240"/>
+      </w:pPr>
+    </w:p>
+    <w:p>
+      <w:pPr>
+        <w:pStyle w:val="ListParagraph"/>
         <w:spacing w:before="240"/>
         <w:ind w:left="0"/>
         <w:rPr>
@@ -8852,7 +8910,7 @@
                     <pic:cNvPicPr/>
                   </pic:nvPicPr>
                   <pic:blipFill>
-                    <a:blip r:embed="rId5"/>
+                    <a:blip r:embed="rId6"/>
                     <a:stretch>
                       <a:fillRect/>
                     </a:stretch>
@@ -8894,7 +8952,7 @@
                     <pic:cNvPicPr/>
                   </pic:nvPicPr>
                   <pic:blipFill>
-                    <a:blip r:embed="rId5"/>
+                    <a:blip r:embed="rId6"/>
                     <a:stretch>
                       <a:fillRect/>
                     </a:stretch>
@@ -8937,7 +8995,7 @@
                     <pic:cNvPicPr/>
                   </pic:nvPicPr>
                   <pic:blipFill rotWithShape="1">
-                    <a:blip r:embed="rId6"/>
+                    <a:blip r:embed="rId7"/>
                     <a:srcRect l="1306" r="61538"/>
                     <a:stretch>
                       <a:fillRect/>
@@ -8974,7 +9032,7 @@
     </w:p>
     <w:p>
       <w:pPr>
-        <w:pStyle w:val="a9"/>
+        <w:pStyle w:val="ListParagraph"/>
         <w:spacing w:before="240"/>
       </w:pPr>
     </w:p>
@@ -12841,18 +12899,18 @@
     <w:lsdException w:name="Unresolved Mention" w:semiHidden="1" w:unhideWhenUsed="1"/>
     <w:lsdException w:name="Smart Link" w:semiHidden="1" w:unhideWhenUsed="1"/>
   </w:latentStyles>
-  <w:style w:type="paragraph" w:default="1" w:styleId="a">
+  <w:style w:type="paragraph" w:default="1" w:styleId="Normal">
     <w:name w:val="Normal"/>
     <w:qFormat/>
     <w:pPr>
       <w:bidi/>
     </w:pPr>
   </w:style>
-  <w:style w:type="paragraph" w:styleId="1">
+  <w:style w:type="paragraph" w:styleId="Heading1">
     <w:name w:val="heading 1"/>
-    <w:basedOn w:val="a"/>
-    <w:next w:val="a"/>
-    <w:link w:val="10"/>
+    <w:basedOn w:val="Normal"/>
+    <w:next w:val="Normal"/>
+    <w:link w:val="Heading1Char"/>
     <w:uiPriority w:val="9"/>
     <w:qFormat/>
     <w:rsid w:val="00A65168"/>
@@ -12869,11 +12927,11 @@
       <w:szCs w:val="40"/>
     </w:rPr>
   </w:style>
-  <w:style w:type="paragraph" w:styleId="2">
+  <w:style w:type="paragraph" w:styleId="Heading2">
     <w:name w:val="heading 2"/>
-    <w:basedOn w:val="a"/>
-    <w:next w:val="a"/>
-    <w:link w:val="20"/>
+    <w:basedOn w:val="Normal"/>
+    <w:next w:val="Normal"/>
+    <w:link w:val="Heading2Char"/>
     <w:uiPriority w:val="9"/>
     <w:semiHidden/>
     <w:unhideWhenUsed/>
@@ -12892,11 +12950,11 @@
       <w:szCs w:val="32"/>
     </w:rPr>
   </w:style>
-  <w:style w:type="paragraph" w:styleId="3">
+  <w:style w:type="paragraph" w:styleId="Heading3">
     <w:name w:val="heading 3"/>
-    <w:basedOn w:val="a"/>
-    <w:next w:val="a"/>
-    <w:link w:val="30"/>
+    <w:basedOn w:val="Normal"/>
+    <w:next w:val="Normal"/>
+    <w:link w:val="Heading3Char"/>
     <w:uiPriority w:val="9"/>
     <w:unhideWhenUsed/>
     <w:qFormat/>
@@ -12914,11 +12972,11 @@
       <w:szCs w:val="28"/>
     </w:rPr>
   </w:style>
-  <w:style w:type="paragraph" w:styleId="4">
+  <w:style w:type="paragraph" w:styleId="Heading4">
     <w:name w:val="heading 4"/>
-    <w:basedOn w:val="a"/>
-    <w:next w:val="a"/>
-    <w:link w:val="40"/>
+    <w:basedOn w:val="Normal"/>
+    <w:next w:val="Normal"/>
+    <w:link w:val="Heading4Char"/>
     <w:uiPriority w:val="9"/>
     <w:unhideWhenUsed/>
     <w:qFormat/>
@@ -12936,11 +12994,11 @@
       <w:color w:val="0F4761" w:themeColor="accent1" w:themeShade="BF"/>
     </w:rPr>
   </w:style>
-  <w:style w:type="paragraph" w:styleId="5">
+  <w:style w:type="paragraph" w:styleId="Heading5">
     <w:name w:val="heading 5"/>
-    <w:basedOn w:val="a"/>
-    <w:next w:val="a"/>
-    <w:link w:val="50"/>
+    <w:basedOn w:val="Normal"/>
+    <w:next w:val="Normal"/>
+    <w:link w:val="Heading5Char"/>
     <w:uiPriority w:val="9"/>
     <w:semiHidden/>
     <w:unhideWhenUsed/>
@@ -12957,11 +13015,11 @@
       <w:color w:val="0F4761" w:themeColor="accent1" w:themeShade="BF"/>
     </w:rPr>
   </w:style>
-  <w:style w:type="paragraph" w:styleId="6">
+  <w:style w:type="paragraph" w:styleId="Heading6">
     <w:name w:val="heading 6"/>
-    <w:basedOn w:val="a"/>
-    <w:next w:val="a"/>
-    <w:link w:val="60"/>
+    <w:basedOn w:val="Normal"/>
+    <w:next w:val="Normal"/>
+    <w:link w:val="Heading6Char"/>
     <w:uiPriority w:val="9"/>
     <w:semiHidden/>
     <w:unhideWhenUsed/>
@@ -12980,11 +13038,11 @@
       <w:color w:val="595959" w:themeColor="text1" w:themeTint="A6"/>
     </w:rPr>
   </w:style>
-  <w:style w:type="paragraph" w:styleId="7">
+  <w:style w:type="paragraph" w:styleId="Heading7">
     <w:name w:val="heading 7"/>
-    <w:basedOn w:val="a"/>
-    <w:next w:val="a"/>
-    <w:link w:val="70"/>
+    <w:basedOn w:val="Normal"/>
+    <w:next w:val="Normal"/>
+    <w:link w:val="Heading7Char"/>
     <w:uiPriority w:val="9"/>
     <w:semiHidden/>
     <w:unhideWhenUsed/>
@@ -13001,11 +13059,11 @@
       <w:color w:val="595959" w:themeColor="text1" w:themeTint="A6"/>
     </w:rPr>
   </w:style>
-  <w:style w:type="paragraph" w:styleId="8">
+  <w:style w:type="paragraph" w:styleId="Heading8">
     <w:name w:val="heading 8"/>
-    <w:basedOn w:val="a"/>
-    <w:next w:val="a"/>
-    <w:link w:val="80"/>
+    <w:basedOn w:val="Normal"/>
+    <w:next w:val="Normal"/>
+    <w:link w:val="Heading8Char"/>
     <w:uiPriority w:val="9"/>
     <w:semiHidden/>
     <w:unhideWhenUsed/>
@@ -13024,11 +13082,11 @@
       <w:color w:val="272727" w:themeColor="text1" w:themeTint="D8"/>
     </w:rPr>
   </w:style>
-  <w:style w:type="paragraph" w:styleId="9">
+  <w:style w:type="paragraph" w:styleId="Heading9">
     <w:name w:val="heading 9"/>
-    <w:basedOn w:val="a"/>
-    <w:next w:val="a"/>
-    <w:link w:val="90"/>
+    <w:basedOn w:val="Normal"/>
+    <w:next w:val="Normal"/>
+    <w:link w:val="Heading9Char"/>
     <w:uiPriority w:val="9"/>
     <w:semiHidden/>
     <w:unhideWhenUsed/>
@@ -13045,12 +13103,13 @@
       <w:color w:val="272727" w:themeColor="text1" w:themeTint="D8"/>
     </w:rPr>
   </w:style>
-  <w:style w:type="character" w:default="1" w:styleId="a0">
+  <w:style w:type="character" w:default="1" w:styleId="DefaultParagraphFont">
     <w:name w:val="Default Paragraph Font"/>
     <w:uiPriority w:val="1"/>
+    <w:semiHidden/>
     <w:unhideWhenUsed/>
   </w:style>
-  <w:style w:type="table" w:default="1" w:styleId="a1">
+  <w:style w:type="table" w:default="1" w:styleId="TableNormal">
     <w:name w:val="Normal Table"/>
     <w:uiPriority w:val="99"/>
     <w:semiHidden/>
@@ -13065,16 +13124,16 @@
       </w:tblCellMar>
     </w:tblPr>
   </w:style>
-  <w:style w:type="numbering" w:default="1" w:styleId="a2">
+  <w:style w:type="numbering" w:default="1" w:styleId="NoList">
     <w:name w:val="No List"/>
     <w:uiPriority w:val="99"/>
     <w:semiHidden/>
     <w:unhideWhenUsed/>
   </w:style>
-  <w:style w:type="character" w:customStyle="1" w:styleId="10">
-    <w:name w:val="כותרת 1 תו"/>
-    <w:basedOn w:val="a0"/>
-    <w:link w:val="1"/>
+  <w:style w:type="character" w:customStyle="1" w:styleId="Heading1Char">
+    <w:name w:val="Heading 1 Char"/>
+    <w:basedOn w:val="DefaultParagraphFont"/>
+    <w:link w:val="Heading1"/>
     <w:uiPriority w:val="9"/>
     <w:rsid w:val="00A65168"/>
     <w:rPr>
@@ -13084,10 +13143,10 @@
       <w:szCs w:val="40"/>
     </w:rPr>
   </w:style>
-  <w:style w:type="character" w:customStyle="1" w:styleId="20">
-    <w:name w:val="כותרת 2 תו"/>
-    <w:basedOn w:val="a0"/>
-    <w:link w:val="2"/>
+  <w:style w:type="character" w:customStyle="1" w:styleId="Heading2Char">
+    <w:name w:val="Heading 2 Char"/>
+    <w:basedOn w:val="DefaultParagraphFont"/>
+    <w:link w:val="Heading2"/>
     <w:uiPriority w:val="9"/>
     <w:semiHidden/>
     <w:rsid w:val="00A65168"/>
@@ -13098,10 +13157,10 @@
       <w:szCs w:val="32"/>
     </w:rPr>
   </w:style>
-  <w:style w:type="character" w:customStyle="1" w:styleId="30">
-    <w:name w:val="כותרת 3 תו"/>
-    <w:basedOn w:val="a0"/>
-    <w:link w:val="3"/>
+  <w:style w:type="character" w:customStyle="1" w:styleId="Heading3Char">
+    <w:name w:val="Heading 3 Char"/>
+    <w:basedOn w:val="DefaultParagraphFont"/>
+    <w:link w:val="Heading3"/>
     <w:uiPriority w:val="9"/>
     <w:rsid w:val="00A65168"/>
     <w:rPr>
@@ -13111,10 +13170,10 @@
       <w:szCs w:val="28"/>
     </w:rPr>
   </w:style>
-  <w:style w:type="character" w:customStyle="1" w:styleId="40">
-    <w:name w:val="כותרת 4 תו"/>
-    <w:basedOn w:val="a0"/>
-    <w:link w:val="4"/>
+  <w:style w:type="character" w:customStyle="1" w:styleId="Heading4Char">
+    <w:name w:val="Heading 4 Char"/>
+    <w:basedOn w:val="DefaultParagraphFont"/>
+    <w:link w:val="Heading4"/>
     <w:uiPriority w:val="9"/>
     <w:rsid w:val="00A65168"/>
     <w:rPr>
@@ -13124,10 +13183,10 @@
       <w:color w:val="0F4761" w:themeColor="accent1" w:themeShade="BF"/>
     </w:rPr>
   </w:style>
-  <w:style w:type="character" w:customStyle="1" w:styleId="50">
-    <w:name w:val="כותרת 5 תו"/>
-    <w:basedOn w:val="a0"/>
-    <w:link w:val="5"/>
+  <w:style w:type="character" w:customStyle="1" w:styleId="Heading5Char">
+    <w:name w:val="Heading 5 Char"/>
+    <w:basedOn w:val="DefaultParagraphFont"/>
+    <w:link w:val="Heading5"/>
     <w:uiPriority w:val="9"/>
     <w:semiHidden/>
     <w:rsid w:val="00A65168"/>
@@ -13136,10 +13195,10 @@
       <w:color w:val="0F4761" w:themeColor="accent1" w:themeShade="BF"/>
     </w:rPr>
   </w:style>
-  <w:style w:type="character" w:customStyle="1" w:styleId="60">
-    <w:name w:val="כותרת 6 תו"/>
-    <w:basedOn w:val="a0"/>
-    <w:link w:val="6"/>
+  <w:style w:type="character" w:customStyle="1" w:styleId="Heading6Char">
+    <w:name w:val="Heading 6 Char"/>
+    <w:basedOn w:val="DefaultParagraphFont"/>
+    <w:link w:val="Heading6"/>
     <w:uiPriority w:val="9"/>
     <w:semiHidden/>
     <w:rsid w:val="00A65168"/>
@@ -13150,10 +13209,10 @@
       <w:color w:val="595959" w:themeColor="text1" w:themeTint="A6"/>
     </w:rPr>
   </w:style>
-  <w:style w:type="character" w:customStyle="1" w:styleId="70">
-    <w:name w:val="כותרת 7 תו"/>
-    <w:basedOn w:val="a0"/>
-    <w:link w:val="7"/>
+  <w:style w:type="character" w:customStyle="1" w:styleId="Heading7Char">
+    <w:name w:val="Heading 7 Char"/>
+    <w:basedOn w:val="DefaultParagraphFont"/>
+    <w:link w:val="Heading7"/>
     <w:uiPriority w:val="9"/>
     <w:semiHidden/>
     <w:rsid w:val="00A65168"/>
@@ -13162,10 +13221,10 @@
       <w:color w:val="595959" w:themeColor="text1" w:themeTint="A6"/>
     </w:rPr>
   </w:style>
-  <w:style w:type="character" w:customStyle="1" w:styleId="80">
-    <w:name w:val="כותרת 8 תו"/>
-    <w:basedOn w:val="a0"/>
-    <w:link w:val="8"/>
+  <w:style w:type="character" w:customStyle="1" w:styleId="Heading8Char">
+    <w:name w:val="Heading 8 Char"/>
+    <w:basedOn w:val="DefaultParagraphFont"/>
+    <w:link w:val="Heading8"/>
     <w:uiPriority w:val="9"/>
     <w:semiHidden/>
     <w:rsid w:val="00A65168"/>
@@ -13176,10 +13235,10 @@
       <w:color w:val="272727" w:themeColor="text1" w:themeTint="D8"/>
     </w:rPr>
   </w:style>
-  <w:style w:type="character" w:customStyle="1" w:styleId="90">
-    <w:name w:val="כותרת 9 תו"/>
-    <w:basedOn w:val="a0"/>
-    <w:link w:val="9"/>
+  <w:style w:type="character" w:customStyle="1" w:styleId="Heading9Char">
+    <w:name w:val="Heading 9 Char"/>
+    <w:basedOn w:val="DefaultParagraphFont"/>
+    <w:link w:val="Heading9"/>
     <w:uiPriority w:val="9"/>
     <w:semiHidden/>
     <w:rsid w:val="00A65168"/>
@@ -13188,11 +13247,11 @@
       <w:color w:val="272727" w:themeColor="text1" w:themeTint="D8"/>
     </w:rPr>
   </w:style>
-  <w:style w:type="paragraph" w:styleId="a3">
+  <w:style w:type="paragraph" w:styleId="Title">
     <w:name w:val="Title"/>
-    <w:basedOn w:val="a"/>
-    <w:next w:val="a"/>
-    <w:link w:val="a4"/>
+    <w:basedOn w:val="Normal"/>
+    <w:next w:val="Normal"/>
+    <w:link w:val="TitleChar"/>
     <w:uiPriority w:val="10"/>
     <w:qFormat/>
     <w:rsid w:val="00A65168"/>
@@ -13208,10 +13267,10 @@
       <w:szCs w:val="56"/>
     </w:rPr>
   </w:style>
-  <w:style w:type="character" w:customStyle="1" w:styleId="a4">
-    <w:name w:val="כותרת טקסט תו"/>
-    <w:basedOn w:val="a0"/>
-    <w:link w:val="a3"/>
+  <w:style w:type="character" w:customStyle="1" w:styleId="TitleChar">
+    <w:name w:val="Title Char"/>
+    <w:basedOn w:val="DefaultParagraphFont"/>
+    <w:link w:val="Title"/>
     <w:uiPriority w:val="10"/>
     <w:rsid w:val="00A65168"/>
     <w:rPr>
@@ -13222,11 +13281,11 @@
       <w:szCs w:val="56"/>
     </w:rPr>
   </w:style>
-  <w:style w:type="paragraph" w:styleId="a5">
+  <w:style w:type="paragraph" w:styleId="Subtitle">
     <w:name w:val="Subtitle"/>
-    <w:basedOn w:val="a"/>
-    <w:next w:val="a"/>
-    <w:link w:val="a6"/>
+    <w:basedOn w:val="Normal"/>
+    <w:next w:val="Normal"/>
+    <w:link w:val="SubtitleChar"/>
     <w:uiPriority w:val="11"/>
     <w:qFormat/>
     <w:rsid w:val="00A65168"/>
@@ -13243,10 +13302,10 @@
       <w:szCs w:val="28"/>
     </w:rPr>
   </w:style>
-  <w:style w:type="character" w:customStyle="1" w:styleId="a6">
-    <w:name w:val="כותרת משנה תו"/>
-    <w:basedOn w:val="a0"/>
-    <w:link w:val="a5"/>
+  <w:style w:type="character" w:customStyle="1" w:styleId="SubtitleChar">
+    <w:name w:val="Subtitle Char"/>
+    <w:basedOn w:val="DefaultParagraphFont"/>
+    <w:link w:val="Subtitle"/>
     <w:uiPriority w:val="11"/>
     <w:rsid w:val="00A65168"/>
     <w:rPr>
@@ -13257,11 +13316,11 @@
       <w:szCs w:val="28"/>
     </w:rPr>
   </w:style>
-  <w:style w:type="paragraph" w:styleId="a7">
+  <w:style w:type="paragraph" w:styleId="Quote">
     <w:name w:val="Quote"/>
-    <w:basedOn w:val="a"/>
-    <w:next w:val="a"/>
-    <w:link w:val="a8"/>
+    <w:basedOn w:val="Normal"/>
+    <w:next w:val="Normal"/>
+    <w:link w:val="QuoteChar"/>
     <w:uiPriority w:val="29"/>
     <w:qFormat/>
     <w:rsid w:val="00A65168"/>
@@ -13275,10 +13334,10 @@
       <w:color w:val="404040" w:themeColor="text1" w:themeTint="BF"/>
     </w:rPr>
   </w:style>
-  <w:style w:type="character" w:customStyle="1" w:styleId="a8">
-    <w:name w:val="ציטוט תו"/>
-    <w:basedOn w:val="a0"/>
-    <w:link w:val="a7"/>
+  <w:style w:type="character" w:customStyle="1" w:styleId="QuoteChar">
+    <w:name w:val="Quote Char"/>
+    <w:basedOn w:val="DefaultParagraphFont"/>
+    <w:link w:val="Quote"/>
     <w:uiPriority w:val="29"/>
     <w:rsid w:val="00A65168"/>
     <w:rPr>
@@ -13287,9 +13346,9 @@
       <w:color w:val="404040" w:themeColor="text1" w:themeTint="BF"/>
     </w:rPr>
   </w:style>
-  <w:style w:type="paragraph" w:styleId="a9">
+  <w:style w:type="paragraph" w:styleId="ListParagraph">
     <w:name w:val="List Paragraph"/>
-    <w:basedOn w:val="a"/>
+    <w:basedOn w:val="Normal"/>
     <w:uiPriority w:val="34"/>
     <w:qFormat/>
     <w:rsid w:val="00A65168"/>
@@ -13298,9 +13357,9 @@
       <w:contextualSpacing/>
     </w:pPr>
   </w:style>
-  <w:style w:type="character" w:styleId="aa">
+  <w:style w:type="character" w:styleId="IntenseEmphasis">
     <w:name w:val="Intense Emphasis"/>
-    <w:basedOn w:val="a0"/>
+    <w:basedOn w:val="DefaultParagraphFont"/>
     <w:uiPriority w:val="21"/>
     <w:qFormat/>
     <w:rsid w:val="00A65168"/>
@@ -13310,11 +13369,11 @@
       <w:color w:val="0F4761" w:themeColor="accent1" w:themeShade="BF"/>
     </w:rPr>
   </w:style>
-  <w:style w:type="paragraph" w:styleId="ab">
+  <w:style w:type="paragraph" w:styleId="IntenseQuote">
     <w:name w:val="Intense Quote"/>
-    <w:basedOn w:val="a"/>
-    <w:next w:val="a"/>
-    <w:link w:val="ac"/>
+    <w:basedOn w:val="Normal"/>
+    <w:next w:val="Normal"/>
+    <w:link w:val="IntenseQuoteChar"/>
     <w:uiPriority w:val="30"/>
     <w:qFormat/>
     <w:rsid w:val="00A65168"/>
@@ -13333,10 +13392,10 @@
       <w:color w:val="0F4761" w:themeColor="accent1" w:themeShade="BF"/>
     </w:rPr>
   </w:style>
-  <w:style w:type="character" w:customStyle="1" w:styleId="ac">
-    <w:name w:val="ציטוט חזק תו"/>
-    <w:basedOn w:val="a0"/>
-    <w:link w:val="ab"/>
+  <w:style w:type="character" w:customStyle="1" w:styleId="IntenseQuoteChar">
+    <w:name w:val="Intense Quote Char"/>
+    <w:basedOn w:val="DefaultParagraphFont"/>
+    <w:link w:val="IntenseQuote"/>
     <w:uiPriority w:val="30"/>
     <w:rsid w:val="00A65168"/>
     <w:rPr>
@@ -13345,9 +13404,9 @@
       <w:color w:val="0F4761" w:themeColor="accent1" w:themeShade="BF"/>
     </w:rPr>
   </w:style>
-  <w:style w:type="character" w:styleId="ad">
+  <w:style w:type="character" w:styleId="IntenseReference">
     <w:name w:val="Intense Reference"/>
-    <w:basedOn w:val="a0"/>
+    <w:basedOn w:val="DefaultParagraphFont"/>
     <w:uiPriority w:val="32"/>
     <w:qFormat/>
     <w:rsid w:val="00A65168"/>
@@ -13361,7 +13420,7 @@
   </w:style>
   <w:style w:type="paragraph" w:styleId="NormalWeb">
     <w:name w:val="Normal (Web)"/>
-    <w:basedOn w:val="a"/>
+    <w:basedOn w:val="Normal"/>
     <w:uiPriority w:val="99"/>
     <w:semiHidden/>
     <w:unhideWhenUsed/>
@@ -13372,7 +13431,7 @@
   </w:style>
   <w:style w:type="character" w:styleId="HTMLCode">
     <w:name w:val="HTML Code"/>
-    <w:basedOn w:val="a0"/>
+    <w:basedOn w:val="DefaultParagraphFont"/>
     <w:uiPriority w:val="99"/>
     <w:semiHidden/>
     <w:unhideWhenUsed/>
